--- a/分工与要求记录.docx
+++ b/分工与要求记录.docx
@@ -132,7 +132,7 @@
                 <w:b w:val="0"/>
                 <w:sz w:val="20"/>
               </w:rPr>
-              <w:t>由组长统一整理为 Word 版本，原作者与修订情况以正文记录为准</w:t>
+              <w:t>由罗元恒统一整理为 Word 版本，原作者与修订情况以正文记录为准</w:t>
             </w:r>
           </w:p>
         </w:tc>
@@ -279,7 +279,7 @@
           <w:b w:val="0"/>
           <w:sz w:val="20"/>
         </w:rPr>
-        <w:t>编写人: 组长</w:t>
+        <w:t>编写人: 罗元恒</w:t>
       </w:r>
     </w:p>
     <w:p>
@@ -305,7 +305,7 @@
           <w:b w:val="0"/>
           <w:sz w:val="20"/>
         </w:rPr>
-        <w:t>修订人: 组长</w:t>
+        <w:t>修订人: 罗元恒</w:t>
       </w:r>
     </w:p>
     <w:p>
@@ -378,7 +378,7 @@
           <w:b w:val="0"/>
           <w:sz w:val="22"/>
         </w:rPr>
-        <w:t>组长要求</w:t>
+        <w:t>罗元恒要求</w:t>
       </w:r>
     </w:p>
     <w:p>
@@ -631,7 +631,7 @@
                 <w:b w:val="0"/>
                 <w:sz w:val="20"/>
               </w:rPr>
-              <w:t>👑 组长</w:t>
+              <w:t>👑 罗元恒</w:t>
             </w:r>
           </w:p>
         </w:tc>
@@ -646,7 +646,7 @@
                 <w:b w:val="0"/>
                 <w:sz w:val="20"/>
               </w:rPr>
-              <w:t>组长</w:t>
+              <w:t>罗元恒</w:t>
             </w:r>
           </w:p>
         </w:tc>
@@ -916,7 +916,7 @@
         <w:pStyle w:val="Heading3"/>
       </w:pPr>
       <w:r>
-        <w:t>👑 组长 · 组长（核心文档 + 主体代码 + 总集成 + 最终交付）</w:t>
+        <w:t>👑 罗元恒 · 罗元恒（核心文档 + 主体代码 + 总集成 + 最终交付）</w:t>
       </w:r>
     </w:p>
     <w:tbl>
@@ -3487,7 +3487,7 @@
           <w:b w:val="0"/>
           <w:sz w:val="18"/>
         </w:rPr>
-        <w:t>组长     ███████████████████████████████████████████████████████  约55%  ⭐⭐⭐⭐⭐  ← 总负责人，承担主线开发、集成验收与最终交付</w:t>
+        <w:t>罗元恒     ███████████████████████████████████████████████████████  约55%  ⭐⭐⭐⭐⭐  ← 总负责人，承担主线开发、集成验收与最终交付</w:t>
         <w:br/>
         <w:t>崔昊晨   █████████                                                约9%   ⭐⭐⭐    ← 采集模块与数据要求</w:t>
         <w:br/>
@@ -3515,7 +3515,7 @@
           <w:b w:val="0"/>
           <w:sz w:val="22"/>
         </w:rPr>
-        <w:t>组长负责的文档、架构和代码骨架已经完成，当前阶段按照“补齐各自文档、完善对应模块说明、准备联调和测试材料”的顺序推进，详细任务清单如下：</w:t>
+        <w:t>罗元恒负责的文档、架构和代码骨架已经完成，当前阶段按照“补齐各自文档、完善对应模块说明、准备联调和测试材料”的顺序推进，详细任务清单如下：</w:t>
       </w:r>
     </w:p>
     <w:p>
@@ -3523,7 +3523,7 @@
         <w:pStyle w:val="Heading3"/>
       </w:pPr>
       <w:r>
-        <w:t>0. 组长：总集成与最终交付负责人</w:t>
+        <w:t>0. 罗元恒：总集成与最终交付负责人</w:t>
       </w:r>
     </w:p>
     <w:p>
@@ -4078,7 +4078,7 @@
           <w:b w:val="0"/>
           <w:sz w:val="22"/>
         </w:rPr>
-        <w:t>各成员先按自己的模块把“文档初稿 + 功能说明”补齐，再统一交给组长审查。</w:t>
+        <w:t>各成员先按自己的模块把“文档初稿 + 功能说明”补齐，再统一交给罗元恒审查。</w:t>
       </w:r>
     </w:p>
     <w:p>
@@ -4117,7 +4117,7 @@
           <w:b w:val="0"/>
           <w:sz w:val="22"/>
         </w:rPr>
-        <w:t>组长负责统一风格、检查格式、合并内容和最后验收，不再重复分散细节工作。</w:t>
+        <w:t>罗元恒负责统一风格、检查格式、合并内容和最后验收，不再重复分散细节工作。</w:t>
       </w:r>
     </w:p>
     <w:p>
@@ -4248,7 +4248,7 @@
                 <w:b w:val="0"/>
                 <w:sz w:val="20"/>
               </w:rPr>
-              <w:t>组长</w:t>
+              <w:t>罗元恒</w:t>
             </w:r>
           </w:p>
         </w:tc>
@@ -4310,7 +4310,7 @@
                 <w:b w:val="0"/>
                 <w:sz w:val="20"/>
               </w:rPr>
-              <w:t>组长</w:t>
+              <w:t>罗元恒</w:t>
             </w:r>
           </w:p>
         </w:tc>
@@ -4372,7 +4372,7 @@
                 <w:b w:val="0"/>
                 <w:sz w:val="20"/>
               </w:rPr>
-              <w:t>崔昊晨、组长</w:t>
+              <w:t>崔昊晨、罗元恒</w:t>
             </w:r>
           </w:p>
         </w:tc>
@@ -4434,7 +4434,7 @@
                 <w:b w:val="0"/>
                 <w:sz w:val="20"/>
               </w:rPr>
-              <w:t>罗昆昊、组长</w:t>
+              <w:t>罗昆昊、罗元恒</w:t>
             </w:r>
           </w:p>
         </w:tc>
@@ -4496,7 +4496,7 @@
                 <w:b w:val="0"/>
                 <w:sz w:val="20"/>
               </w:rPr>
-              <w:t>兰玉杰、组长</w:t>
+              <w:t>兰玉杰、罗元恒</w:t>
             </w:r>
           </w:p>
         </w:tc>
@@ -4558,7 +4558,7 @@
                 <w:b w:val="0"/>
                 <w:sz w:val="20"/>
               </w:rPr>
-              <w:t>王永成、组长</w:t>
+              <w:t>王永成、罗元恒</w:t>
             </w:r>
           </w:p>
         </w:tc>
@@ -4620,7 +4620,7 @@
                 <w:b w:val="0"/>
                 <w:sz w:val="20"/>
               </w:rPr>
-              <w:t>组长</w:t>
+              <w:t>罗元恒</w:t>
             </w:r>
           </w:p>
         </w:tc>
@@ -4682,7 +4682,7 @@
                 <w:b w:val="0"/>
                 <w:sz w:val="20"/>
               </w:rPr>
-              <w:t>组长、各模块负责人</w:t>
+              <w:t>罗元恒、各模块负责人</w:t>
             </w:r>
           </w:p>
         </w:tc>
@@ -4744,7 +4744,7 @@
                 <w:b w:val="0"/>
                 <w:sz w:val="20"/>
               </w:rPr>
-              <w:t>王永成、组长</w:t>
+              <w:t>王永成、罗元恒</w:t>
             </w:r>
           </w:p>
         </w:tc>
@@ -4806,7 +4806,7 @@
                 <w:b w:val="0"/>
                 <w:sz w:val="20"/>
               </w:rPr>
-              <w:t>郭子凌、组长</w:t>
+              <w:t>郭子凌、罗元恒</w:t>
             </w:r>
           </w:p>
         </w:tc>
@@ -4868,7 +4868,7 @@
                 <w:b w:val="0"/>
                 <w:sz w:val="20"/>
               </w:rPr>
-              <w:t>组长、全员</w:t>
+              <w:t>罗元恒、全员</w:t>
             </w:r>
           </w:p>
         </w:tc>
@@ -4915,7 +4915,7 @@
                 <w:b w:val="0"/>
                 <w:sz w:val="20"/>
               </w:rPr>
-              <w:t>组长最终复核、报表导出增强、文档格式统一、交付包重建</w:t>
+              <w:t>罗元恒最终复核、报表导出增强、文档格式统一、交付包重建</w:t>
             </w:r>
           </w:p>
         </w:tc>
@@ -4930,7 +4930,7 @@
                 <w:b w:val="0"/>
                 <w:sz w:val="20"/>
               </w:rPr>
-              <w:t>组长</w:t>
+              <w:t>罗元恒</w:t>
             </w:r>
           </w:p>
         </w:tc>
@@ -5098,7 +5098,7 @@
                 <w:b w:val="0"/>
                 <w:sz w:val="20"/>
               </w:rPr>
-              <w:t>组长</w:t>
+              <w:t>罗元恒</w:t>
             </w:r>
           </w:p>
         </w:tc>
@@ -5160,7 +5160,7 @@
                 <w:b w:val="0"/>
                 <w:sz w:val="20"/>
               </w:rPr>
-              <w:t>组长</w:t>
+              <w:t>罗元恒</w:t>
             </w:r>
           </w:p>
         </w:tc>
@@ -5284,7 +5284,7 @@
                 <w:b w:val="0"/>
                 <w:sz w:val="20"/>
               </w:rPr>
-              <w:t>组长</w:t>
+              <w:t>罗元恒</w:t>
             </w:r>
           </w:p>
         </w:tc>
@@ -5434,7 +5434,7 @@
                 <w:b w:val="0"/>
                 <w:sz w:val="20"/>
               </w:rPr>
-              <w:t>组长</w:t>
+              <w:t>罗元恒</w:t>
             </w:r>
           </w:p>
         </w:tc>
@@ -5496,7 +5496,7 @@
                 <w:b w:val="0"/>
                 <w:sz w:val="20"/>
               </w:rPr>
-              <w:t>组长</w:t>
+              <w:t>罗元恒</w:t>
             </w:r>
           </w:p>
         </w:tc>
@@ -5708,7 +5708,7 @@
                 <w:b w:val="0"/>
                 <w:sz w:val="20"/>
               </w:rPr>
-              <w:t>组长</w:t>
+              <w:t>罗元恒</w:t>
             </w:r>
           </w:p>
         </w:tc>
@@ -5770,7 +5770,7 @@
                 <w:b w:val="0"/>
                 <w:sz w:val="20"/>
               </w:rPr>
-              <w:t>组长</w:t>
+              <w:t>罗元恒</w:t>
             </w:r>
           </w:p>
         </w:tc>
@@ -5832,7 +5832,7 @@
                 <w:b w:val="0"/>
                 <w:sz w:val="20"/>
               </w:rPr>
-              <w:t>组长</w:t>
+              <w:t>罗元恒</w:t>
             </w:r>
           </w:p>
         </w:tc>
@@ -6027,7 +6027,7 @@
                 <w:b w:val="0"/>
                 <w:sz w:val="20"/>
               </w:rPr>
-              <w:t>组长</w:t>
+              <w:t>罗元恒</w:t>
             </w:r>
           </w:p>
         </w:tc>
@@ -6733,7 +6733,7 @@
                 <w:b w:val="0"/>
                 <w:sz w:val="20"/>
               </w:rPr>
-              <w:t>组长</w:t>
+              <w:t>罗元恒</w:t>
             </w:r>
           </w:p>
         </w:tc>
@@ -6780,7 +6780,7 @@
                 <w:b w:val="0"/>
                 <w:sz w:val="20"/>
               </w:rPr>
-              <w:t>组长</w:t>
+              <w:t>罗元恒</w:t>
             </w:r>
           </w:p>
         </w:tc>
@@ -6827,7 +6827,7 @@
                 <w:b w:val="0"/>
                 <w:sz w:val="20"/>
               </w:rPr>
-              <w:t>组长</w:t>
+              <w:t>罗元恒</w:t>
             </w:r>
           </w:p>
         </w:tc>
@@ -6874,7 +6874,7 @@
                 <w:b w:val="0"/>
                 <w:sz w:val="20"/>
               </w:rPr>
-              <w:t>组长</w:t>
+              <w:t>罗元恒</w:t>
             </w:r>
           </w:p>
         </w:tc>
@@ -6886,7 +6886,7 @@
         <w:pStyle w:val="Heading2"/>
       </w:pPr>
       <w:r>
-        <w:t>4 组长要求</w:t>
+        <w:t>4 罗元恒要求</w:t>
       </w:r>
     </w:p>
     <w:p>
@@ -6907,7 +6907,7 @@
           <w:b w:val="0"/>
           <w:sz w:val="22"/>
         </w:rPr>
-        <w:t>格式统一：所有文档使用组长制定的统一模板，封面格式保持一致</w:t>
+        <w:t>格式统一：所有文档使用罗元恒制定的统一模板，封面格式保持一致</w:t>
       </w:r>
     </w:p>
     <w:p>
@@ -7980,7 +7980,7 @@
           <w:b w:val="0"/>
           <w:sz w:val="22"/>
         </w:rPr>
-        <w:t>代码评审：关键模块合并前须经过组长审查</w:t>
+        <w:t>代码评审：关键模块合并前须经过罗元恒审查</w:t>
       </w:r>
     </w:p>
     <w:p>
@@ -8027,7 +8027,7 @@
           <w:b w:val="0"/>
           <w:sz w:val="22"/>
         </w:rPr>
-        <w:t>问题上报：遇到技术卡点超过1天无法解决，立即上报组长协调</w:t>
+        <w:t>问题上报：遇到技术卡点超过1天无法解决，立即上报罗元恒协调</w:t>
       </w:r>
     </w:p>
     <w:p>
@@ -8053,7 +8053,7 @@
           <w:b w:val="0"/>
           <w:sz w:val="22"/>
         </w:rPr>
-        <w:t>会议纪要：每次例会由组长记录，发到群里</w:t>
+        <w:t>会议纪要：每次例会由罗元恒记录，发到群里</w:t>
       </w:r>
     </w:p>
     <w:p>
@@ -8129,7 +8129,7 @@
         <w:pStyle w:val="Heading3"/>
       </w:pPr>
       <w:r>
-        <w:t>5.1 组长正式任务清单（已纳入分工表）</w:t>
+        <w:t>5.1 罗元恒正式任务清单（已纳入分工表）</w:t>
       </w:r>
     </w:p>
     <w:p>
@@ -8139,7 +8139,7 @@
           <w:b w:val="0"/>
           <w:sz w:val="22"/>
         </w:rPr>
-        <w:t>组长正式负责 7份核心文档 + 1套核心图表 + 主线代码 + 集成管理 + 最终交付，共 19项核心任务（占全部工作量约 55%），已在2.2节详细列出。</w:t>
+        <w:t>罗元恒正式负责 7份核心文档 + 1套核心图表 + 主线代码 + 集成管理 + 最终交付，共 19项核心任务（占全部工作量约 55%），已在2.2节详细列出。</w:t>
       </w:r>
     </w:p>
     <w:p>
@@ -8311,7 +8311,7 @@
                 <w:b w:val="0"/>
                 <w:sz w:val="20"/>
               </w:rPr>
-              <w:t>组长</w:t>
+              <w:t>罗元恒</w:t>
             </w:r>
           </w:p>
         </w:tc>
@@ -8373,7 +8373,7 @@
                 <w:b w:val="0"/>
                 <w:sz w:val="20"/>
               </w:rPr>
-              <w:t>组长</w:t>
+              <w:t>罗元恒</w:t>
             </w:r>
           </w:p>
         </w:tc>
@@ -8435,7 +8435,7 @@
                 <w:b w:val="0"/>
                 <w:sz w:val="20"/>
               </w:rPr>
-              <w:t>组长</w:t>
+              <w:t>罗元恒</w:t>
             </w:r>
           </w:p>
         </w:tc>
@@ -8506,7 +8506,7 @@
                 <w:b w:val="0"/>
                 <w:sz w:val="20"/>
               </w:rPr>
-              <w:t>组长</w:t>
+              <w:t>罗元恒</w:t>
             </w:r>
           </w:p>
         </w:tc>
@@ -8521,7 +8521,7 @@
                 <w:b w:val="0"/>
                 <w:sz w:val="20"/>
               </w:rPr>
-              <w:t>组长</w:t>
+              <w:t>罗元恒</w:t>
             </w:r>
           </w:p>
         </w:tc>

--- a/分工与要求记录.docx
+++ b/分工与要求记录.docx
@@ -2,6 +2,10 @@
 <file path=word/document.xml><?xml version="1.0" encoding="utf-8"?>
 <w:document xmlns:wpc="http://schemas.microsoft.com/office/word/2010/wordprocessingCanvas" xmlns:mo="http://schemas.microsoft.com/office/mac/office/2008/main" xmlns:mc="http://schemas.openxmlformats.org/markup-compatibility/2006" xmlns:mv="urn:schemas-microsoft-com:mac:vml" xmlns:o="urn:schemas-microsoft-com:office:office" xmlns:r="http://schemas.openxmlformats.org/officeDocument/2006/relationships" xmlns:m="http://schemas.openxmlformats.org/officeDocument/2006/math" xmlns:v="urn:schemas-microsoft-com:vml" xmlns:wp14="http://schemas.microsoft.com/office/word/2010/wordprocessingDrawing" xmlns:wp="http://schemas.openxmlformats.org/drawingml/2006/wordprocessingDrawing" xmlns:w10="urn:schemas-microsoft-com:office:word" xmlns:w="http://schemas.openxmlformats.org/wordprocessingml/2006/main" xmlns:w14="http://schemas.microsoft.com/office/word/2010/wordml" xmlns:wpg="http://schemas.microsoft.com/office/word/2010/wordprocessingGroup" xmlns:wpi="http://schemas.microsoft.com/office/word/2010/wordprocessingInk" xmlns:wne="http://schemas.microsoft.com/office/word/2006/wordml" xmlns:wps="http://schemas.microsoft.com/office/word/2010/wordprocessingShape" mc:Ignorable="w14 wp14">
   <w:body>
+    <w:p/>
+    <w:p/>
+    <w:p/>
+    <w:p/>
     <w:p>
       <w:pPr>
         <w:jc w:val="center"/>
@@ -12,7 +16,20 @@
           <w:b/>
           <w:sz w:val="40"/>
         </w:rPr>
-        <w:t>信息收集整合系统</w:t>
+        <w:t>集思 · 信息收集整合系统</w:t>
+      </w:r>
+    </w:p>
+    <w:p>
+      <w:pPr>
+        <w:jc w:val="center"/>
+      </w:pPr>
+      <w:r>
+        <w:rPr>
+          <w:rFonts w:ascii="Times New Roman" w:hAnsi="Times New Roman" w:eastAsia="Times New Roman"/>
+          <w:b w:val="0"/>
+          <w:sz w:val="26"/>
+        </w:rPr>
+        <w:t>Jisi InfoHub</w:t>
       </w:r>
     </w:p>
     <w:p>
@@ -25,185 +42,9 @@
           <w:b/>
           <w:sz w:val="36"/>
         </w:rPr>
-        <w:t>信息收集整合系统 — 分工与要求记录</w:t>
+        <w:t>集思 · 信息收集整合系统 — 分工与要求记录</w:t>
       </w:r>
     </w:p>
-    <w:tbl>
-      <w:tblPr>
-        <w:tblStyle w:val="TableGrid"/>
-        <w:tblW w:type="auto" w:w="0"/>
-        <w:tblLook w:firstColumn="1" w:firstRow="1" w:lastColumn="0" w:lastRow="0" w:noHBand="0" w:noVBand="1" w:val="04A0"/>
-      </w:tblPr>
-      <w:tblGrid>
-        <w:gridCol w:w="4680"/>
-        <w:gridCol w:w="4680"/>
-      </w:tblGrid>
-      <w:tr>
-        <w:tc>
-          <w:tcPr>
-            <w:tcW w:type="dxa" w:w="4680"/>
-            <w:shd w:fill="EAF2F8"/>
-          </w:tcPr>
-          <w:p>
-            <w:r>
-              <w:rPr>
-                <w:rFonts w:ascii="宋体" w:hAnsi="宋体" w:eastAsia="宋体"/>
-                <w:b w:val="0"/>
-                <w:sz w:val="20"/>
-              </w:rPr>
-              <w:t>执行标准</w:t>
-            </w:r>
-          </w:p>
-        </w:tc>
-        <w:tc>
-          <w:tcPr>
-            <w:tcW w:type="dxa" w:w="4680"/>
-          </w:tcPr>
-          <w:p>
-            <w:r>
-              <w:rPr>
-                <w:rFonts w:ascii="宋体" w:hAnsi="宋体" w:eastAsia="宋体"/>
-                <w:b w:val="0"/>
-                <w:sz w:val="20"/>
-              </w:rPr>
-              <w:t>参考 GB8567——88 / GB856T——88 文档格式</w:t>
-            </w:r>
-          </w:p>
-        </w:tc>
-      </w:tr>
-      <w:tr>
-        <w:tc>
-          <w:tcPr>
-            <w:tcW w:type="dxa" w:w="4680"/>
-            <w:shd w:fill="EAF2F8"/>
-          </w:tcPr>
-          <w:p>
-            <w:r>
-              <w:rPr>
-                <w:rFonts w:ascii="宋体" w:hAnsi="宋体" w:eastAsia="宋体"/>
-                <w:b w:val="0"/>
-                <w:sz w:val="20"/>
-              </w:rPr>
-              <w:t>文档来源</w:t>
-            </w:r>
-          </w:p>
-        </w:tc>
-        <w:tc>
-          <w:tcPr>
-            <w:tcW w:type="dxa" w:w="4680"/>
-          </w:tcPr>
-          <w:p>
-            <w:r>
-              <w:rPr>
-                <w:rFonts w:ascii="宋体" w:hAnsi="宋体" w:eastAsia="宋体"/>
-                <w:b w:val="0"/>
-                <w:sz w:val="20"/>
-              </w:rPr>
-              <w:t>分工与要求记录.md</w:t>
-            </w:r>
-          </w:p>
-        </w:tc>
-      </w:tr>
-      <w:tr>
-        <w:tc>
-          <w:tcPr>
-            <w:tcW w:type="dxa" w:w="4680"/>
-            <w:shd w:fill="EAF2F8"/>
-          </w:tcPr>
-          <w:p>
-            <w:r>
-              <w:rPr>
-                <w:rFonts w:ascii="宋体" w:hAnsi="宋体" w:eastAsia="宋体"/>
-                <w:b w:val="0"/>
-                <w:sz w:val="20"/>
-              </w:rPr>
-              <w:t>格式处理</w:t>
-            </w:r>
-          </w:p>
-        </w:tc>
-        <w:tc>
-          <w:tcPr>
-            <w:tcW w:type="dxa" w:w="4680"/>
-          </w:tcPr>
-          <w:p>
-            <w:r>
-              <w:rPr>
-                <w:rFonts w:ascii="宋体" w:hAnsi="宋体" w:eastAsia="宋体"/>
-                <w:b w:val="0"/>
-                <w:sz w:val="20"/>
-              </w:rPr>
-              <w:t>由罗元恒统一整理为 Word 版本，原作者与修订情况以正文记录为准</w:t>
-            </w:r>
-          </w:p>
-        </w:tc>
-      </w:tr>
-      <w:tr>
-        <w:tc>
-          <w:tcPr>
-            <w:tcW w:type="dxa" w:w="4680"/>
-            <w:shd w:fill="EAF2F8"/>
-          </w:tcPr>
-          <w:p>
-            <w:r>
-              <w:rPr>
-                <w:rFonts w:ascii="宋体" w:hAnsi="宋体" w:eastAsia="宋体"/>
-                <w:b w:val="0"/>
-                <w:sz w:val="20"/>
-              </w:rPr>
-              <w:t>整理日期</w:t>
-            </w:r>
-          </w:p>
-        </w:tc>
-        <w:tc>
-          <w:tcPr>
-            <w:tcW w:type="dxa" w:w="4680"/>
-          </w:tcPr>
-          <w:p>
-            <w:r>
-              <w:rPr>
-                <w:rFonts w:ascii="宋体" w:hAnsi="宋体" w:eastAsia="宋体"/>
-                <w:b w:val="0"/>
-                <w:sz w:val="20"/>
-              </w:rPr>
-              <w:t>2026-06-24</w:t>
-            </w:r>
-          </w:p>
-        </w:tc>
-      </w:tr>
-      <w:tr>
-        <w:tc>
-          <w:tcPr>
-            <w:tcW w:type="dxa" w:w="4680"/>
-            <w:shd w:fill="EAF2F8"/>
-          </w:tcPr>
-          <w:p>
-            <w:r>
-              <w:rPr>
-                <w:rFonts w:ascii="宋体" w:hAnsi="宋体" w:eastAsia="宋体"/>
-                <w:b w:val="0"/>
-                <w:sz w:val="20"/>
-              </w:rPr>
-              <w:t>密级</w:t>
-            </w:r>
-          </w:p>
-        </w:tc>
-        <w:tc>
-          <w:tcPr>
-            <w:tcW w:type="dxa" w:w="4680"/>
-          </w:tcPr>
-          <w:p>
-            <w:r>
-              <w:rPr>
-                <w:rFonts w:ascii="宋体" w:hAnsi="宋体" w:eastAsia="宋体"/>
-                <w:b w:val="0"/>
-                <w:sz w:val="20"/>
-              </w:rPr>
-              <w:t>内部</w:t>
-            </w:r>
-          </w:p>
-        </w:tc>
-      </w:tr>
-    </w:tbl>
     <w:p>
       <w:r>
         <w:br w:type="page"/>
@@ -214,111 +55,7 @@
         <w:pStyle w:val="Heading1"/>
       </w:pPr>
       <w:r>
-        <w:t>信息收集整合系统 — 分工与要求记录</w:t>
-      </w:r>
-    </w:p>
-    <w:p>
-      <w:pPr>
-        <w:ind w:left="360"/>
-      </w:pPr>
-      <w:r>
-        <w:rPr>
-          <w:rFonts w:ascii="宋体" w:hAnsi="宋体" w:eastAsia="宋体"/>
-          <w:b w:val="0"/>
-          <w:sz w:val="20"/>
-        </w:rPr>
-        <w:t>文档编号: GL-001</w:t>
-      </w:r>
-    </w:p>
-    <w:p>
-      <w:pPr>
-        <w:ind w:left="360"/>
-      </w:pPr>
-      <w:r>
-        <w:rPr>
-          <w:rFonts w:ascii="宋体" w:hAnsi="宋体" w:eastAsia="宋体"/>
-          <w:b w:val="0"/>
-          <w:sz w:val="20"/>
-        </w:rPr>
-        <w:t>执行标准: 参考 GB8567——88 文档格式</w:t>
-      </w:r>
-    </w:p>
-    <w:p>
-      <w:pPr>
-        <w:ind w:left="360"/>
-      </w:pPr>
-      <w:r>
-        <w:rPr>
-          <w:rFonts w:ascii="宋体" w:hAnsi="宋体" w:eastAsia="宋体"/>
-          <w:b w:val="0"/>
-          <w:sz w:val="20"/>
-        </w:rPr>
-        <w:t>版本: V1.2</w:t>
-      </w:r>
-    </w:p>
-    <w:p>
-      <w:pPr>
-        <w:ind w:left="360"/>
-      </w:pPr>
-      <w:r>
-        <w:rPr>
-          <w:rFonts w:ascii="宋体" w:hAnsi="宋体" w:eastAsia="宋体"/>
-          <w:b w:val="0"/>
-          <w:sz w:val="20"/>
-        </w:rPr>
-        <w:t>编写日期: 2026-06-13</w:t>
-      </w:r>
-    </w:p>
-    <w:p>
-      <w:pPr>
-        <w:ind w:left="360"/>
-      </w:pPr>
-      <w:r>
-        <w:rPr>
-          <w:rFonts w:ascii="宋体" w:hAnsi="宋体" w:eastAsia="宋体"/>
-          <w:b w:val="0"/>
-          <w:sz w:val="20"/>
-        </w:rPr>
-        <w:t>编写人: 罗元恒</w:t>
-      </w:r>
-    </w:p>
-    <w:p>
-      <w:pPr>
-        <w:ind w:left="360"/>
-      </w:pPr>
-      <w:r>
-        <w:rPr>
-          <w:rFonts w:ascii="宋体" w:hAnsi="宋体" w:eastAsia="宋体"/>
-          <w:b w:val="0"/>
-          <w:sz w:val="20"/>
-        </w:rPr>
-        <w:t>修订日期: 2026-06-24</w:t>
-      </w:r>
-    </w:p>
-    <w:p>
-      <w:pPr>
-        <w:ind w:left="360"/>
-      </w:pPr>
-      <w:r>
-        <w:rPr>
-          <w:rFonts w:ascii="宋体" w:hAnsi="宋体" w:eastAsia="宋体"/>
-          <w:b w:val="0"/>
-          <w:sz w:val="20"/>
-        </w:rPr>
-        <w:t>修订人: 罗元恒</w:t>
-      </w:r>
-    </w:p>
-    <w:p>
-      <w:pPr>
-        <w:ind w:left="360"/>
-      </w:pPr>
-      <w:r>
-        <w:rPr>
-          <w:rFonts w:ascii="宋体" w:hAnsi="宋体" w:eastAsia="宋体"/>
-          <w:b w:val="0"/>
-          <w:sz w:val="20"/>
-        </w:rPr>
-        <w:t>密级: 内部</w:t>
+        <w:t>集思 · 信息收集整合系统 — 分工与要求记录</w:t>
       </w:r>
     </w:p>
     <w:p>
@@ -417,7 +154,7 @@
           <w:b w:val="0"/>
           <w:sz w:val="22"/>
         </w:rPr>
-        <w:t>信息收集整合系统（暂定名，后续可修改）</w:t>
+        <w:t>集思 · 信息收集整合系统，英文名 Jisi InfoHub。名称取“集思广益”之意，“集”对应多源信息采集，“思”对应整合分析与趋势洞察。</w:t>
       </w:r>
     </w:p>
     <w:p>
